--- a/参赛材料/知歇-原型测试报告.docx
+++ b/参赛材料/知歇-原型测试报告.docx
@@ -198,7 +198,7 @@
         <w:sectPr>
           <w:type w:val="nextPage"/>
           <w:pgSz w:w="11906" w:h="16838"/>
-          <w:pgMar w:top="1417" w:bottom="1134" w:left="1417" w:right="1417"/>
+          <w:pgMar w:top="1440" w:bottom="1440" w:left="1797" w:right="1797"/>
         </w:sectPr>
       </w:pPr>
     </w:p>
@@ -8926,7 +8926,7 @@
                 <w:color w:val="212121"/>
                 <w:sz w:val="18"/>
               </w:rPr>
-              <w:t>弹窗底图默认参数导致校徽被裁切</w:t>
+              <w:t>弹窗底图默认参数导致水印标识被裁切</w:t>
             </w:r>
           </w:p>
         </w:tc>
@@ -9454,7 +9454,7 @@
     <w:sectPr>
       <w:footerReference w:type="default" r:id="rId9"/>
       <w:pgSz w:w="11906" w:h="16838"/>
-      <w:pgMar w:top="1417" w:right="1417" w:bottom="1134" w:left="1417" w:header="720" w:footer="720" w:gutter="0"/>
+      <w:pgMar w:top="1440" w:right="1797" w:bottom="1440" w:left="1797" w:header="720" w:footer="720" w:gutter="0"/>
       <w:cols w:space="720"/>
       <w:docGrid w:linePitch="360"/>
       <w:pgNumType w:start="1"/>
@@ -9469,8 +9469,8 @@
     <w:pPr>
       <w:pStyle w:val="Footer"/>
       <w:tabs>
-        <w:tab w:pos="4536" w:val="center"/>
-        <w:tab w:pos="9072" w:val="right"/>
+        <w:tab w:pos="4156" w:val="center"/>
+        <w:tab w:pos="8312" w:val="right"/>
       </w:tabs>
     </w:pPr>
     <w:r>
